--- a/ru/wisdom-stories/dervishs-clothes.docx
+++ b/ru/wisdom-stories/dervishs-clothes.docx
@@ -14,7 +14,7 @@
           <w:color w:val="000000"/>
           <w:sz w:val="52"/>
         </w:rPr>
-        <w:t>Одежда дервиша</w:t>
+        <w:t>Внешний вид дервиша</w:t>
       </w:r>
     </w:p>
     <w:p>
@@ -22,13 +22,7 @@
         <w:jc w:val="left"/>
       </w:pPr>
       <w:r>
-        <w:rPr>
-          <w:rFonts w:ascii="Arial" w:hAnsi="Arial" w:eastAsia="Arial"/>
-          <w:i w:val="0"/>
-          <w:color w:val="000000"/>
-          <w:sz w:val="22"/>
-        </w:rPr>
-        <w:t>Дервиша спросили:</w:t>
+        <w:t>Однажды дервиша спросили:</w:t>
       </w:r>
     </w:p>
     <w:p>
@@ -36,12 +30,6 @@
         <w:jc w:val="left"/>
       </w:pPr>
       <w:r>
-        <w:rPr>
-          <w:rFonts w:ascii="Arial" w:hAnsi="Arial" w:eastAsia="Arial"/>
-          <w:i w:val="0"/>
-          <w:color w:val="000000"/>
-          <w:sz w:val="22"/>
-        </w:rPr>
         <w:t>— Почему твоя одежда такая неопрятная?</w:t>
       </w:r>
     </w:p>
@@ -50,13 +38,7 @@
         <w:jc w:val="left"/>
       </w:pPr>
       <w:r>
-        <w:rPr>
-          <w:rFonts w:ascii="Arial" w:hAnsi="Arial" w:eastAsia="Arial"/>
-          <w:i w:val="0"/>
-          <w:color w:val="000000"/>
-          <w:sz w:val="22"/>
-        </w:rPr>
-        <w:t>Дервиш ответил:</w:t>
+        <w:t>Он ответил:</w:t>
       </w:r>
     </w:p>
     <w:p>
@@ -64,13 +46,7 @@
         <w:jc w:val="left"/>
       </w:pPr>
       <w:r>
-        <w:rPr>
-          <w:rFonts w:ascii="Arial" w:hAnsi="Arial" w:eastAsia="Arial"/>
-          <w:i w:val="0"/>
-          <w:color w:val="000000"/>
-          <w:sz w:val="22"/>
-        </w:rPr>
-        <w:t>— Поскольку я постоянно занят улучшением своего внутреннего мира, у меня нет времени на улучшение внешнего.</w:t>
+        <w:t>— Я всё время занят тем, чтобы приводить в порядок свою душу, и мне почти не остаётся времени заботиться о внешности.</w:t>
       </w:r>
     </w:p>
     <w:p>
@@ -92,23 +68,12 @@
       </w:pPr>
       <w:r>
         <w:rPr>
-          <w:rFonts w:ascii="Arial" w:hAnsi="Arial" w:eastAsia="Arial" w:cs="Arial"/>
           <w:b/>
-          <w:i w:val="0"/>
-          <w:color w:val="9A7417"/>
-          <w:sz w:val="22"/>
         </w:rPr>
         <w:t xml:space="preserve">Мораль: </w:t>
       </w:r>
       <w:r>
-        <w:rPr>
-          <w:rFonts w:ascii="Arial" w:hAnsi="Arial" w:eastAsia="Arial" w:cs="Arial"/>
-          <w:b w:val="0"/>
-          <w:i w:val="0"/>
-          <w:color w:val="3F3826"/>
-          <w:sz w:val="22"/>
-        </w:rPr>
-        <w:t>Человек, который украшает свой внутренний мир, не делает внешние недостатки критерием оценки. Потому что красоту человека делает не его одежда, а чистота его сердца и свет его души.</w:t>
+        <w:t>Тот, кто старается сделать прекраснее свой внутренний мир, не судит о человеке по внешности. Настоящая красота — не в одежде, а в чистоте сердца и свете души.</w:t>
       </w:r>
     </w:p>
     <w:p>
